--- a/cortexskills/deliverables/Guide_Installation_Docker_Runtime_Editor_Linux_Windows_CortexSkills_FR.docx
+++ b/cortexskills/deliverables/Guide_Installation_Docker_Runtime_Editor_Linux_Windows_CortexSkills_FR.docx
@@ -140,7 +140,7 @@
           <w:sz w:val="20"/>
           <w:szCs w:val="20"/>
         </w:rPr>
-        <w:t>Version 1.15.0 · 2026-10-16</w:t>
+        <w:t>Version 1.15.1 · 2026-10-16</w:t>
       </w:r>
     </w:p>
     <w:p>
@@ -225,7 +225,7 @@
             </w:rPr>
             <w:fldChar w:fldCharType="separate"/>
           </w:r>
-          <w:hyperlink w:anchor="__RefHeading___Toc2436_316774843">
+          <w:hyperlink w:anchor="__RefHeading___Toc2436_3877049631">
             <w:r>
               <w:rPr>
                 <w:rStyle w:val="IndexLink"/>
@@ -245,7 +245,7 @@
             </w:tabs>
             <w:rPr/>
           </w:pPr>
-          <w:hyperlink w:anchor="__RefHeading___Toc2438_316774843">
+          <w:hyperlink w:anchor="__RefHeading___Toc2438_3877049631">
             <w:r>
               <w:rPr>
                 <w:rStyle w:val="IndexLink"/>
@@ -265,7 +265,7 @@
             </w:tabs>
             <w:rPr/>
           </w:pPr>
-          <w:hyperlink w:anchor="__RefHeading___Toc2440_316774843">
+          <w:hyperlink w:anchor="__RefHeading___Toc2440_3877049631">
             <w:r>
               <w:rPr>
                 <w:rStyle w:val="IndexLink"/>
@@ -285,7 +285,7 @@
             </w:tabs>
             <w:rPr/>
           </w:pPr>
-          <w:hyperlink w:anchor="__RefHeading___Toc2442_316774843">
+          <w:hyperlink w:anchor="__RefHeading___Toc2442_3877049631">
             <w:r>
               <w:rPr>
                 <w:rStyle w:val="IndexLink"/>
@@ -305,7 +305,7 @@
             </w:tabs>
             <w:rPr/>
           </w:pPr>
-          <w:hyperlink w:anchor="__RefHeading___Toc2444_316774843">
+          <w:hyperlink w:anchor="__RefHeading___Toc2444_3877049631">
             <w:r>
               <w:rPr>
                 <w:rStyle w:val="IndexLink"/>
@@ -325,7 +325,7 @@
             </w:tabs>
             <w:rPr/>
           </w:pPr>
-          <w:hyperlink w:anchor="__RefHeading___Toc2446_316774843">
+          <w:hyperlink w:anchor="__RefHeading___Toc2446_3877049631">
             <w:r>
               <w:rPr>
                 <w:rStyle w:val="IndexLink"/>
@@ -345,7 +345,7 @@
             </w:tabs>
             <w:rPr/>
           </w:pPr>
-          <w:hyperlink w:anchor="__RefHeading___Toc2448_316774843">
+          <w:hyperlink w:anchor="__RefHeading___Toc2448_3877049631">
             <w:r>
               <w:rPr>
                 <w:rStyle w:val="IndexLink"/>
@@ -365,7 +365,7 @@
             </w:tabs>
             <w:rPr/>
           </w:pPr>
-          <w:hyperlink w:anchor="__RefHeading___Toc2450_316774843">
+          <w:hyperlink w:anchor="__RefHeading___Toc2450_3877049631">
             <w:r>
               <w:rPr>
                 <w:rStyle w:val="IndexLink"/>
@@ -385,7 +385,7 @@
             </w:tabs>
             <w:rPr/>
           </w:pPr>
-          <w:hyperlink w:anchor="__RefHeading___Toc2452_316774843">
+          <w:hyperlink w:anchor="__RefHeading___Toc2452_3877049631">
             <w:r>
               <w:rPr>
                 <w:rStyle w:val="IndexLink"/>
@@ -405,7 +405,7 @@
             </w:tabs>
             <w:rPr/>
           </w:pPr>
-          <w:hyperlink w:anchor="__RefHeading___Toc2454_316774843">
+          <w:hyperlink w:anchor="__RefHeading___Toc2454_3877049631">
             <w:r>
               <w:rPr>
                 <w:rStyle w:val="IndexLink"/>
@@ -425,7 +425,7 @@
             </w:tabs>
             <w:rPr/>
           </w:pPr>
-          <w:hyperlink w:anchor="__RefHeading___Toc2456_316774843">
+          <w:hyperlink w:anchor="__RefHeading___Toc2456_3877049631">
             <w:r>
               <w:rPr>
                 <w:rStyle w:val="IndexLink"/>
@@ -445,7 +445,7 @@
             </w:tabs>
             <w:rPr/>
           </w:pPr>
-          <w:hyperlink w:anchor="__RefHeading___Toc2458_316774843">
+          <w:hyperlink w:anchor="__RefHeading___Toc2458_3877049631">
             <w:r>
               <w:rPr>
                 <w:rStyle w:val="IndexLink"/>
@@ -465,7 +465,7 @@
             </w:tabs>
             <w:rPr/>
           </w:pPr>
-          <w:hyperlink w:anchor="__RefHeading___Toc2460_316774843">
+          <w:hyperlink w:anchor="__RefHeading___Toc2460_3877049631">
             <w:r>
               <w:rPr>
                 <w:rStyle w:val="IndexLink"/>
@@ -485,7 +485,7 @@
             </w:tabs>
             <w:rPr/>
           </w:pPr>
-          <w:hyperlink w:anchor="__RefHeading___Toc2462_316774843">
+          <w:hyperlink w:anchor="__RefHeading___Toc2462_3877049631">
             <w:r>
               <w:rPr>
                 <w:rStyle w:val="IndexLink"/>
@@ -505,7 +505,7 @@
             </w:tabs>
             <w:rPr/>
           </w:pPr>
-          <w:hyperlink w:anchor="__RefHeading___Toc2464_316774843">
+          <w:hyperlink w:anchor="__RefHeading___Toc2464_3877049631">
             <w:r>
               <w:rPr>
                 <w:rStyle w:val="IndexLink"/>
@@ -525,7 +525,7 @@
             </w:tabs>
             <w:rPr/>
           </w:pPr>
-          <w:hyperlink w:anchor="__RefHeading___Toc2466_316774843">
+          <w:hyperlink w:anchor="__RefHeading___Toc2466_3877049631">
             <w:r>
               <w:rPr>
                 <w:rStyle w:val="IndexLink"/>
@@ -545,7 +545,7 @@
             </w:tabs>
             <w:rPr/>
           </w:pPr>
-          <w:hyperlink w:anchor="__RefHeading___Toc2468_316774843">
+          <w:hyperlink w:anchor="__RefHeading___Toc2468_3877049631">
             <w:r>
               <w:rPr>
                 <w:rStyle w:val="IndexLink"/>
@@ -565,7 +565,7 @@
             </w:tabs>
             <w:rPr/>
           </w:pPr>
-          <w:hyperlink w:anchor="__RefHeading___Toc2470_316774843">
+          <w:hyperlink w:anchor="__RefHeading___Toc2470_3877049631">
             <w:r>
               <w:rPr>
                 <w:rStyle w:val="IndexLink"/>
@@ -585,7 +585,7 @@
             </w:tabs>
             <w:rPr/>
           </w:pPr>
-          <w:hyperlink w:anchor="__RefHeading___Toc2472_316774843">
+          <w:hyperlink w:anchor="__RefHeading___Toc2472_3877049631">
             <w:r>
               <w:rPr>
                 <w:rStyle w:val="IndexLink"/>
@@ -605,7 +605,7 @@
             </w:tabs>
             <w:rPr/>
           </w:pPr>
-          <w:hyperlink w:anchor="__RefHeading___Toc2474_316774843">
+          <w:hyperlink w:anchor="__RefHeading___Toc2474_3877049631">
             <w:r>
               <w:rPr>
                 <w:rStyle w:val="IndexLink"/>
@@ -625,7 +625,7 @@
             </w:tabs>
             <w:rPr/>
           </w:pPr>
-          <w:hyperlink w:anchor="__RefHeading___Toc2476_316774843">
+          <w:hyperlink w:anchor="__RefHeading___Toc2476_3877049631">
             <w:r>
               <w:rPr>
                 <w:rStyle w:val="IndexLink"/>
@@ -645,7 +645,7 @@
             </w:tabs>
             <w:rPr/>
           </w:pPr>
-          <w:hyperlink w:anchor="__RefHeading___Toc2478_316774843">
+          <w:hyperlink w:anchor="__RefHeading___Toc2478_3877049631">
             <w:r>
               <w:rPr>
                 <w:rStyle w:val="IndexLink"/>
@@ -665,7 +665,7 @@
             </w:tabs>
             <w:rPr/>
           </w:pPr>
-          <w:hyperlink w:anchor="__RefHeading___Toc2480_316774843">
+          <w:hyperlink w:anchor="__RefHeading___Toc2480_3877049631">
             <w:r>
               <w:rPr>
                 <w:rStyle w:val="IndexLink"/>
@@ -685,7 +685,7 @@
             </w:tabs>
             <w:rPr/>
           </w:pPr>
-          <w:hyperlink w:anchor="__RefHeading___Toc2482_316774843">
+          <w:hyperlink w:anchor="__RefHeading___Toc2482_3877049631">
             <w:r>
               <w:rPr>
                 <w:rStyle w:val="IndexLink"/>
@@ -705,7 +705,7 @@
             </w:tabs>
             <w:rPr/>
           </w:pPr>
-          <w:hyperlink w:anchor="__RefHeading___Toc2484_316774843">
+          <w:hyperlink w:anchor="__RefHeading___Toc2484_3877049631">
             <w:r>
               <w:rPr>
                 <w:rStyle w:val="IndexLink"/>
@@ -725,7 +725,7 @@
             </w:tabs>
             <w:rPr/>
           </w:pPr>
-          <w:hyperlink w:anchor="__RefHeading___Toc2486_316774843">
+          <w:hyperlink w:anchor="__RefHeading___Toc2486_3877049631">
             <w:r>
               <w:rPr>
                 <w:rStyle w:val="IndexLink"/>
@@ -745,7 +745,7 @@
             </w:tabs>
             <w:rPr/>
           </w:pPr>
-          <w:hyperlink w:anchor="__RefHeading___Toc2488_316774843">
+          <w:hyperlink w:anchor="__RefHeading___Toc2488_3877049631">
             <w:r>
               <w:rPr>
                 <w:rStyle w:val="IndexLink"/>
@@ -765,7 +765,7 @@
             </w:tabs>
             <w:rPr/>
           </w:pPr>
-          <w:hyperlink w:anchor="__RefHeading___Toc2490_316774843">
+          <w:hyperlink w:anchor="__RefHeading___Toc2490_3877049631">
             <w:r>
               <w:rPr>
                 <w:rStyle w:val="IndexLink"/>
@@ -785,7 +785,7 @@
             </w:tabs>
             <w:rPr/>
           </w:pPr>
-          <w:hyperlink w:anchor="__RefHeading___Toc2492_316774843">
+          <w:hyperlink w:anchor="__RefHeading___Toc2492_3877049631">
             <w:r>
               <w:rPr>
                 <w:rStyle w:val="IndexLink"/>
@@ -829,7 +829,7 @@
         <w:spacing w:before="0" w:after="240"/>
         <w:rPr/>
       </w:pPr>
-      <w:bookmarkStart w:id="0" w:name="__RefHeading___Toc2436_316774843"/>
+      <w:bookmarkStart w:id="0" w:name="__RefHeading___Toc2436_3877049631"/>
       <w:bookmarkEnd w:id="0"/>
       <w:r>
         <w:rPr>
@@ -857,7 +857,7 @@
           <w:sz w:val="22"/>
           <w:szCs w:val="22"/>
         </w:rPr>
-        <w:t>Tout ce dont l’éditeur a besoin tient dans Docker_Runtime_Editor_Linux_Windows_CortexSkills_1.15.0.zip ; l’exécutable client, Docker_Runtime_Customer_Linux_CortexSkills_1.15.0.zip, s’envoie tel quel aux clients. Aucun des deux ne contient de code : seulement des archives d’images Docker déjà construites, des fichiers de configuration, des scripts et la documentation. Ce guide décrit deux scénarios : a — cloud privé ou sur site, sur un serveur Linux (HTTPS) ; b — localhost, sur un poste Windows 10 / 11 avec Docker Desktop. Les deux installations sont des versions de production : données de référence de toutes les verticales et des PME, aucun compte de démonstration.</w:t>
+        <w:t>Tout ce dont l’éditeur a besoin tient dans Docker_Runtime_Editor_Linux_Windows_CortexSkills_1.15.1.zip ; l’exécutable client, Docker_Runtime_Customer_Linux_CortexSkills_1.15.1.zip, s’envoie tel quel aux clients. Aucun des deux ne contient de code : seulement des archives d’images Docker déjà construites, des fichiers de configuration, des scripts et la documentation. Ce guide décrit deux scénarios : a — cloud privé ou sur site, sur un serveur Linux (HTTPS) ; b — localhost, sur un poste Windows 10 / 11 avec Docker Desktop. Les deux installations sont des versions de production : données de référence de toutes les verticales et des PME, aucun compte de démonstration.</w:t>
       </w:r>
     </w:p>
     <w:tbl>
@@ -1034,7 +1034,7 @@
                 <w:sz w:val="17"/>
                 <w:szCs w:val="17"/>
               </w:rPr>
-              <w:t>CortexSkills pour vos propres installations (tarifs visibles) : Docker_Image_Runtime_Editor_CortexSkills_1.15.0.tar.gz (images CortexSkills éditeur et Caddy), compose, HTTPS, scripts installer.sh, licences.sh, sauvegarder.sh, mettre-a-jour.sh.</w:t>
+              <w:t>CortexSkills pour vos propres installations (tarifs visibles) : Docker_Image_Runtime_Editor_CortexSkills_1.15.1.tar.gz (images CortexSkills éditeur et Caddy), compose, HTTPS, scripts installer.sh, licences.sh, sauvegarder.sh, mettre-a-jour.sh.</w:t>
             </w:r>
           </w:p>
         </w:tc>
@@ -1384,7 +1384,7 @@
                 <w:sz w:val="17"/>
                 <w:szCs w:val="17"/>
               </w:rPr>
-              <w:t>Docker_Runtime_Customer_Linux_CortexSkills_1.15.0.zip (fichier séparé)</w:t>
+              <w:t>Docker_Runtime_Customer_Linux_CortexSkills_1.15.1.zip (fichier séparé)</w:t>
             </w:r>
           </w:p>
         </w:tc>
@@ -1457,7 +1457,7 @@
         <w:spacing w:before="320" w:after="120"/>
         <w:rPr/>
       </w:pPr>
-      <w:bookmarkStart w:id="1" w:name="__RefHeading___Toc2438_316774843"/>
+      <w:bookmarkStart w:id="1" w:name="__RefHeading___Toc2438_3877049631"/>
       <w:bookmarkEnd w:id="1"/>
       <w:r>
         <w:rPr>
@@ -1780,7 +1780,7 @@
         <w:spacing w:before="0" w:after="240"/>
         <w:rPr/>
       </w:pPr>
-      <w:bookmarkStart w:id="2" w:name="__RefHeading___Toc2440_316774843"/>
+      <w:bookmarkStart w:id="2" w:name="__RefHeading___Toc2440_3877049631"/>
       <w:bookmarkEnd w:id="2"/>
       <w:r>
         <w:rPr>
@@ -1801,7 +1801,7 @@
         <w:spacing w:before="320" w:after="120"/>
         <w:rPr/>
       </w:pPr>
-      <w:bookmarkStart w:id="3" w:name="__RefHeading___Toc2442_316774843"/>
+      <w:bookmarkStart w:id="3" w:name="__RefHeading___Toc2442_3877049631"/>
       <w:bookmarkEnd w:id="3"/>
       <w:r>
         <w:rPr>
@@ -2183,7 +2183,7 @@
         <w:spacing w:before="320" w:after="120"/>
         <w:rPr/>
       </w:pPr>
-      <w:bookmarkStart w:id="4" w:name="__RefHeading___Toc2444_316774843"/>
+      <w:bookmarkStart w:id="4" w:name="__RefHeading___Toc2444_3877049631"/>
       <w:bookmarkEnd w:id="4"/>
       <w:r>
         <w:rPr>
@@ -2406,7 +2406,7 @@
         <w:spacing w:before="320" w:after="120"/>
         <w:rPr/>
       </w:pPr>
-      <w:bookmarkStart w:id="5" w:name="__RefHeading___Toc2446_316774843"/>
+      <w:bookmarkStart w:id="5" w:name="__RefHeading___Toc2446_3877049631"/>
       <w:bookmarkEnd w:id="5"/>
       <w:r>
         <w:rPr>
@@ -2476,7 +2476,7 @@
           <w:sz w:val="18"/>
           <w:szCs w:val="18"/>
         </w:rPr>
-        <w:t>cp /mnt/c/Users/&lt;vous&gt;/Downloads/Docker_Runtime_Editor_Linux_Windows_CortexSkills_1.15.0.zip* .</w:t>
+        <w:t>cp /mnt/c/Users/&lt;vous&gt;/Downloads/Docker_Runtime_Editor_Linux_Windows_CortexSkills_1.15.1.zip* .</w:t>
       </w:r>
     </w:p>
     <w:p>
@@ -2497,7 +2497,7 @@
           <w:sz w:val="18"/>
           <w:szCs w:val="18"/>
         </w:rPr>
-        <w:t>cat Docker_Runtime_Editor_Linux_Windows_CortexSkills_1.15.0.zip.part* &gt; Docker_Runtime_Editor_Linux_Windows_CortexSkills_1.15.0.zip          # si reçu en parties</w:t>
+        <w:t>cat Docker_Runtime_Editor_Linux_Windows_CortexSkills_1.15.1.zip.part* &gt; Docker_Runtime_Editor_Linux_Windows_CortexSkills_1.15.1.zip          # si reçu en parties</w:t>
       </w:r>
     </w:p>
     <w:p>
@@ -2518,7 +2518,7 @@
           <w:sz w:val="18"/>
           <w:szCs w:val="18"/>
         </w:rPr>
-        <w:t>sha256sum -c Docker_Runtime_Editor_Linux_Windows_CortexSkills_1.15.0.zip.sha256 &amp;&amp; unzip Docker_Runtime_Editor_Linux_Windows_CortexSkills_1.15.0.zip &amp;&amp; cd Docker_Runtime_Editor_Linux_Windows_CortexSkills_1.15.0</w:t>
+        <w:t>sha256sum -c Docker_Runtime_Editor_Linux_Windows_CortexSkills_1.15.1.zip.sha256 &amp;&amp; unzip Docker_Runtime_Editor_Linux_Windows_CortexSkills_1.15.1.zip &amp;&amp; cd Docker_Runtime_Editor_Linux_Windows_CortexSkills_1.15.1</w:t>
       </w:r>
     </w:p>
     <w:p>
@@ -2682,7 +2682,7 @@
           <w:sz w:val="18"/>
           <w:szCs w:val="18"/>
         </w:rPr>
-        <w:t>cmd /c "copy /b Docker_Runtime_Editor_Linux_Windows_CortexSkills_1.15.0.zip.part00+Docker_Runtime_Editor_Linux_Windows_CortexSkills_1.15.0.zip.part01+Docker_Runtime_Editor_Linux_Windows_CortexSkills_1.15.0.zip.part02+Docker_Runtime_Editor_Linux_Windows_CortexSkills_1.15.0.zip.part03+Docker_Runtime_Editor_Linux_Windows_CortexSkills_1.15.0.zip.part04 Docker_Runtime_Editor_Linux_Windows_CortexSkills_1.15.0.zip"</w:t>
+        <w:t>cmd /c "copy /b Docker_Runtime_Editor_Linux_Windows_CortexSkills_1.15.1.zip.part00+Docker_Runtime_Editor_Linux_Windows_CortexSkills_1.15.1.zip.part01+Docker_Runtime_Editor_Linux_Windows_CortexSkills_1.15.1.zip.part02+Docker_Runtime_Editor_Linux_Windows_CortexSkills_1.15.1.zip.part03+Docker_Runtime_Editor_Linux_Windows_CortexSkills_1.15.1.zip.part04 Docker_Runtime_Editor_Linux_Windows_CortexSkills_1.15.1.zip"</w:t>
       </w:r>
     </w:p>
     <w:p>
@@ -2703,7 +2703,7 @@
           <w:sz w:val="18"/>
           <w:szCs w:val="18"/>
         </w:rPr>
-        <w:t>(Get-FileHash Docker_Runtime_Editor_Linux_Windows_CortexSkills_1.15.0.zip -Algorithm SHA256).Hash.ToLower()     # identique au contenu du .sha256</w:t>
+        <w:t>(Get-FileHash Docker_Runtime_Editor_Linux_Windows_CortexSkills_1.15.1.zip -Algorithm SHA256).Hash.ToLower()     # identique au contenu du .sha256</w:t>
       </w:r>
     </w:p>
     <w:p>
@@ -2724,7 +2724,7 @@
           <w:sz w:val="18"/>
           <w:szCs w:val="18"/>
         </w:rPr>
-        <w:t>Expand-Archive Docker_Runtime_Editor_Linux_Windows_CortexSkills_1.15.0.zip -DestinationPath C:\CortexSkills</w:t>
+        <w:t>Expand-Archive Docker_Runtime_Editor_Linux_Windows_CortexSkills_1.15.1.zip -DestinationPath C:\CortexSkills</w:t>
       </w:r>
       <w:r>
         <w:br w:type="page"/>
@@ -2739,7 +2739,7 @@
         <w:spacing w:before="0" w:after="240"/>
         <w:rPr/>
       </w:pPr>
-      <w:bookmarkStart w:id="6" w:name="__RefHeading___Toc2448_316774843"/>
+      <w:bookmarkStart w:id="6" w:name="__RefHeading___Toc2448_3877049631"/>
       <w:bookmarkEnd w:id="6"/>
       <w:r>
         <w:rPr>
@@ -2809,7 +2809,7 @@
           <w:sz w:val="18"/>
           <w:szCs w:val="18"/>
         </w:rPr>
-        <w:t>cd ~/cortexskills/Docker_Runtime_Editor_Linux_Windows_CortexSkills_1.15.0</w:t>
+        <w:t>cd ~/cortexskills/Docker_Runtime_Editor_Linux_Windows_CortexSkills_1.15.1</w:t>
       </w:r>
     </w:p>
     <w:p>
@@ -3125,7 +3125,7 @@
           <w:sz w:val="20"/>
           <w:szCs w:val="20"/>
         </w:rPr>
-        <w:t>Pour taper simplement « cslic » depuis le dossier du paquet : alias cslic="$HOME/cortexskills/Docker_Runtime_Editor_Linux_Windows_CortexSkills_1.15.0/gestion-licences/cslic" (à ajouter dans ~/.bashrc).</w:t>
+        <w:t>Pour taper simplement « cslic » depuis le dossier du paquet : alias cslic="$HOME/cortexskills/Docker_Runtime_Editor_Linux_Windows_CortexSkills_1.15.1/gestion-licences/cslic" (à ajouter dans ~/.bashrc).</w:t>
       </w:r>
     </w:p>
     <w:p>
@@ -3135,7 +3135,7 @@
         <w:spacing w:before="320" w:after="120"/>
         <w:rPr/>
       </w:pPr>
-      <w:bookmarkStart w:id="7" w:name="__RefHeading___Toc2450_316774843"/>
+      <w:bookmarkStart w:id="7" w:name="__RefHeading___Toc2450_3877049631"/>
       <w:bookmarkEnd w:id="7"/>
       <w:r>
         <w:rPr>
@@ -3184,7 +3184,7 @@
           <w:sz w:val="18"/>
           <w:szCs w:val="18"/>
         </w:rPr>
-        <w:t>cd C:\CortexSkills\Docker_Runtime_Editor_Linux_Windows_CortexSkills_1.15.0</w:t>
+        <w:t>cd C:\CortexSkills\Docker_Runtime_Editor_Linux_Windows_CortexSkills_1.15.1</w:t>
       </w:r>
     </w:p>
     <w:p>
@@ -3247,7 +3247,7 @@
           <w:sz w:val="18"/>
           <w:szCs w:val="18"/>
         </w:rPr>
-        <w:t>docker load -i application\Docker_Image_Runtime_Editor_CortexSkills_1.15.0.tar.gz</w:t>
+        <w:t>docker load -i application\Docker_Image_Runtime_Editor_CortexSkills_1.15.1.tar.gz</w:t>
       </w:r>
     </w:p>
     <w:p>
@@ -3268,7 +3268,7 @@
           <w:sz w:val="18"/>
           <w:szCs w:val="18"/>
         </w:rPr>
-        <w:t>function cslic { docker run --rm -i --network none -e CSLIC_HOME=/cslic -v "$env:USERPROFILE\.cortexskills-editeur:/cslic" -v "$($PWD.Path):/work" -w /work --entrypoint node cortexskills-editeur:1.15.0 /app/tools/cslic.mjs @args }</w:t>
+        <w:t>function cslic { docker run --rm -i --network none -e CSLIC_HOME=/cslic -v "$env:USERPROFILE\.cortexskills-editeur:/cslic" -v "$($PWD.Path):/work" -w /work --entrypoint node cortexskills-editeur:1.15.1 /app/tools/cslic.mjs @args }</w:t>
       </w:r>
     </w:p>
     <w:p>
@@ -3321,7 +3321,7 @@
         <w:spacing w:before="0" w:after="240"/>
         <w:rPr/>
       </w:pPr>
-      <w:bookmarkStart w:id="8" w:name="__RefHeading___Toc2452_316774843"/>
+      <w:bookmarkStart w:id="8" w:name="__RefHeading___Toc2452_3877049631"/>
       <w:bookmarkEnd w:id="8"/>
       <w:r>
         <w:rPr>
@@ -3359,7 +3359,7 @@
         <w:spacing w:before="320" w:after="120"/>
         <w:rPr/>
       </w:pPr>
-      <w:bookmarkStart w:id="9" w:name="__RefHeading___Toc2454_316774843"/>
+      <w:bookmarkStart w:id="9" w:name="__RefHeading___Toc2454_3877049631"/>
       <w:bookmarkEnd w:id="9"/>
       <w:r>
         <w:rPr>
@@ -3481,7 +3481,7 @@
         <w:spacing w:before="320" w:after="120"/>
         <w:rPr/>
       </w:pPr>
-      <w:bookmarkStart w:id="10" w:name="__RefHeading___Toc2456_316774843"/>
+      <w:bookmarkStart w:id="10" w:name="__RefHeading___Toc2456_3877049631"/>
       <w:bookmarkEnd w:id="10"/>
       <w:r>
         <w:rPr>
@@ -3534,7 +3534,7 @@
           <w:sz w:val="18"/>
           <w:szCs w:val="18"/>
         </w:rPr>
-        <w:t>cd ~/cortexskills/Docker_Runtime_Editor_Linux_Windows_CortexSkills_1.15.0</w:t>
+        <w:t>cd ~/cortexskills/Docker_Runtime_Editor_Linux_Windows_CortexSkills_1.15.1</w:t>
       </w:r>
     </w:p>
     <w:p>
@@ -3555,7 +3555,7 @@
           <w:sz w:val="18"/>
           <w:szCs w:val="18"/>
         </w:rPr>
-        <w:t>scp -r application utilisateur@serveur:/tmp/cortexskills-1.15.0</w:t>
+        <w:t>scp -r application utilisateur@serveur:/tmp/cortexskills-1.15.1</w:t>
       </w:r>
     </w:p>
     <w:p>
@@ -3618,7 +3618,7 @@
           <w:sz w:val="18"/>
           <w:szCs w:val="18"/>
         </w:rPr>
-        <w:t>mv /tmp/cortexskills-1.15.0 /opt/cortexskills/ &amp;&amp; ln -sfn /opt/cortexskills/cortexskills-1.15.0 /opt/cortexskills/actuel</w:t>
+        <w:t>mv /tmp/cortexskills-1.15.1 /opt/cortexskills/ &amp;&amp; ln -sfn /opt/cortexskills/cortexskills-1.15.1 /opt/cortexskills/actuel</w:t>
       </w:r>
     </w:p>
     <w:p>
@@ -3628,7 +3628,7 @@
         <w:spacing w:before="320" w:after="120"/>
         <w:rPr/>
       </w:pPr>
-      <w:bookmarkStart w:id="11" w:name="__RefHeading___Toc2458_316774843"/>
+      <w:bookmarkStart w:id="11" w:name="__RefHeading___Toc2458_3877049631"/>
       <w:bookmarkEnd w:id="11"/>
       <w:r>
         <w:rPr>
@@ -3987,7 +3987,7 @@
         <w:spacing w:before="320" w:after="120"/>
         <w:rPr/>
       </w:pPr>
-      <w:bookmarkStart w:id="12" w:name="__RefHeading___Toc2460_316774843"/>
+      <w:bookmarkStart w:id="12" w:name="__RefHeading___Toc2460_3877049631"/>
       <w:bookmarkEnd w:id="12"/>
       <w:r>
         <w:rPr>
@@ -4115,7 +4115,7 @@
         <w:spacing w:before="0" w:after="240"/>
         <w:rPr/>
       </w:pPr>
-      <w:bookmarkStart w:id="13" w:name="__RefHeading___Toc2462_316774843"/>
+      <w:bookmarkStart w:id="13" w:name="__RefHeading___Toc2462_3877049631"/>
       <w:bookmarkEnd w:id="13"/>
       <w:r>
         <w:rPr>
@@ -4153,7 +4153,7 @@
         <w:spacing w:before="320" w:after="120"/>
         <w:rPr/>
       </w:pPr>
-      <w:bookmarkStart w:id="14" w:name="__RefHeading___Toc2464_316774843"/>
+      <w:bookmarkStart w:id="14" w:name="__RefHeading___Toc2464_3877049631"/>
       <w:bookmarkEnd w:id="14"/>
       <w:r>
         <w:rPr>
@@ -4185,7 +4185,7 @@
           <w:sz w:val="18"/>
           <w:szCs w:val="18"/>
         </w:rPr>
-        <w:t>cd ~/cortexskills/Docker_Runtime_Editor_Linux_Windows_CortexSkills_1.15.0/application</w:t>
+        <w:t>cd ~/cortexskills/Docker_Runtime_Editor_Linux_Windows_CortexSkills_1.15.1/application</w:t>
       </w:r>
     </w:p>
     <w:p>
@@ -4263,7 +4263,7 @@
           <w:sz w:val="22"/>
           <w:szCs w:val="22"/>
         </w:rPr>
-        <w:t>charge l’image depuis Docker_Image_Runtime_Editor_CortexSkills_1.15.0.tar.gz (1 à 2 minutes la première fois, sans Internet) ;</w:t>
+        <w:t>charge l’image depuis Docker_Image_Runtime_Editor_CortexSkills_1.15.1.tar.gz (1 à 2 minutes la première fois, sans Internet) ;</w:t>
       </w:r>
     </w:p>
     <w:p>
@@ -4350,7 +4350,7 @@
         <w:spacing w:before="320" w:after="120"/>
         <w:rPr/>
       </w:pPr>
-      <w:bookmarkStart w:id="15" w:name="__RefHeading___Toc2466_316774843"/>
+      <w:bookmarkStart w:id="15" w:name="__RefHeading___Toc2466_3877049631"/>
       <w:bookmarkEnd w:id="15"/>
       <w:r>
         <w:rPr>
@@ -4399,7 +4399,7 @@
           <w:sz w:val="18"/>
           <w:szCs w:val="18"/>
         </w:rPr>
-        <w:t>cd C:\CortexSkills\Docker_Runtime_Editor_Linux_Windows_CortexSkills_1.15.0\application</w:t>
+        <w:t>cd C:\CortexSkills\Docker_Runtime_Editor_Linux_Windows_CortexSkills_1.15.1\application</w:t>
       </w:r>
     </w:p>
     <w:p>
@@ -4420,7 +4420,7 @@
           <w:sz w:val="18"/>
           <w:szCs w:val="18"/>
         </w:rPr>
-        <w:t>docker load -i Docker_Image_Runtime_Editor_CortexSkills_1.15.0.tar.gz</w:t>
+        <w:t>docker load -i Docker_Image_Runtime_Editor_CortexSkills_1.15.1.tar.gz</w:t>
       </w:r>
     </w:p>
     <w:p>
@@ -5089,7 +5089,7 @@
         <w:spacing w:before="320" w:after="120"/>
         <w:rPr/>
       </w:pPr>
-      <w:bookmarkStart w:id="16" w:name="__RefHeading___Toc2468_316774843"/>
+      <w:bookmarkStart w:id="16" w:name="__RefHeading___Toc2468_3877049631"/>
       <w:bookmarkEnd w:id="16"/>
       <w:r>
         <w:rPr>
@@ -8080,7 +8080,7 @@
       <w:r>
         <w:br w:type="page"/>
       </w:r>
-      <w:bookmarkStart w:id="17" w:name="__RefHeading___Toc2470_316774843"/>
+      <w:bookmarkStart w:id="17" w:name="__RefHeading___Toc2470_3877049631"/>
       <w:bookmarkEnd w:id="17"/>
       <w:r>
         <w:rPr>
@@ -8803,7 +8803,7 @@
         <w:spacing w:before="320" w:after="120"/>
         <w:rPr/>
       </w:pPr>
-      <w:bookmarkStart w:id="18" w:name="__RefHeading___Toc2472_316774843"/>
+      <w:bookmarkStart w:id="18" w:name="__RefHeading___Toc2472_3877049631"/>
       <w:bookmarkEnd w:id="18"/>
       <w:r>
         <w:rPr>
@@ -9936,7 +9936,7 @@
         <w:spacing w:before="320" w:after="120"/>
         <w:rPr/>
       </w:pPr>
-      <w:bookmarkStart w:id="19" w:name="__RefHeading___Toc2474_316774843"/>
+      <w:bookmarkStart w:id="19" w:name="__RefHeading___Toc2474_3877049631"/>
       <w:bookmarkEnd w:id="19"/>
       <w:r>
         <w:rPr>
@@ -10079,7 +10079,7 @@
         <w:spacing w:before="320" w:after="120"/>
         <w:rPr/>
       </w:pPr>
-      <w:bookmarkStart w:id="20" w:name="__RefHeading___Toc2476_316774843"/>
+      <w:bookmarkStart w:id="20" w:name="__RefHeading___Toc2476_3877049631"/>
       <w:bookmarkEnd w:id="20"/>
       <w:r>
         <w:rPr>
@@ -10180,7 +10180,7 @@
         <w:spacing w:before="320" w:after="120"/>
         <w:rPr/>
       </w:pPr>
-      <w:bookmarkStart w:id="21" w:name="__RefHeading___Toc2478_316774843"/>
+      <w:bookmarkStart w:id="21" w:name="__RefHeading___Toc2478_3877049631"/>
       <w:bookmarkEnd w:id="21"/>
       <w:r>
         <w:rPr>
@@ -10260,7 +10260,7 @@
         <w:spacing w:before="320" w:after="120"/>
         <w:rPr/>
       </w:pPr>
-      <w:bookmarkStart w:id="22" w:name="__RefHeading___Toc2480_316774843"/>
+      <w:bookmarkStart w:id="22" w:name="__RefHeading___Toc2480_3877049631"/>
       <w:bookmarkEnd w:id="22"/>
       <w:r>
         <w:rPr>
@@ -10319,7 +10319,7 @@
         <w:spacing w:before="320" w:after="120"/>
         <w:rPr/>
       </w:pPr>
-      <w:bookmarkStart w:id="23" w:name="__RefHeading___Toc2482_316774843"/>
+      <w:bookmarkStart w:id="23" w:name="__RefHeading___Toc2482_3877049631"/>
       <w:bookmarkEnd w:id="23"/>
       <w:r>
         <w:rPr>
@@ -10351,7 +10351,7 @@
           <w:sz w:val="22"/>
           <w:szCs w:val="22"/>
         </w:rPr>
-        <w:t>Envoyer au client : Docker_Runtime_Customer_Linux_CortexSkills_1.15.0.zip (ou ses parties) et Docker_Runtime_Customer_Linux_CortexSkills_1.15.0.zip.sha256 ; le paquet contient Guide_Installation_Docker_Runtime_Customer_Linux_CortexSkills_FR et Guide_Utilisateur_Customer_CortexSkills_FR (Word et PDF, dossier documentation/). Le paquet est le même pour tous les clients : il contient votre clé publique.</w:t>
+        <w:t>Envoyer au client : Docker_Runtime_Customer_Linux_CortexSkills_1.15.1.zip (ou ses parties) et Docker_Runtime_Customer_Linux_CortexSkills_1.15.1.zip.sha256 ; le paquet contient Guide_Installation_Docker_Runtime_Customer_Linux_CortexSkills_FR et Guide_Utilisateur_Customer_CortexSkills_FR (Word et PDF, dossier documentation/). Le paquet est le même pour tous les clients : il contient votre clé publique.</w:t>
       </w:r>
     </w:p>
     <w:p>
@@ -10424,7 +10424,7 @@
         <w:spacing w:before="320" w:after="120"/>
         <w:rPr/>
       </w:pPr>
-      <w:bookmarkStart w:id="24" w:name="__RefHeading___Toc2484_316774843"/>
+      <w:bookmarkStart w:id="24" w:name="__RefHeading___Toc2484_3877049631"/>
       <w:bookmarkEnd w:id="24"/>
       <w:r>
         <w:rPr>
@@ -10941,7 +10941,7 @@
       <w:r>
         <w:br w:type="page"/>
       </w:r>
-      <w:bookmarkStart w:id="25" w:name="__RefHeading___Toc2486_316774843"/>
+      <w:bookmarkStart w:id="25" w:name="__RefHeading___Toc2486_3877049631"/>
       <w:bookmarkEnd w:id="25"/>
       <w:r>
         <w:rPr>
@@ -11027,7 +11027,7 @@
         <w:spacing w:before="0" w:after="240"/>
         <w:rPr/>
       </w:pPr>
-      <w:bookmarkStart w:id="26" w:name="__RefHeading___Toc2488_316774843"/>
+      <w:bookmarkStart w:id="26" w:name="__RefHeading___Toc2488_3877049631"/>
       <w:bookmarkEnd w:id="26"/>
       <w:r>
         <w:rPr>
@@ -13497,7 +13497,7 @@
         <w:spacing w:before="0" w:after="240"/>
         <w:rPr/>
       </w:pPr>
-      <w:bookmarkStart w:id="27" w:name="__RefHeading___Toc2490_316774843"/>
+      <w:bookmarkStart w:id="27" w:name="__RefHeading___Toc2490_3877049631"/>
       <w:bookmarkEnd w:id="27"/>
       <w:r>
         <w:rPr>
@@ -14000,7 +14000,7 @@
                 <w:sz w:val="16"/>
                 <w:szCs w:val="16"/>
               </w:rPr>
-              <w:t>Recopiez application/ avec Docker_Image_Runtime_Editor_CortexSkills_1.15.0.tar.gz.</w:t>
+              <w:t>Recopiez application/ avec Docker_Image_Runtime_Editor_CortexSkills_1.15.1.tar.gz.</w:t>
             </w:r>
           </w:p>
         </w:tc>
@@ -15063,7 +15063,7 @@
       <w:r>
         <w:br w:type="page"/>
       </w:r>
-      <w:bookmarkStart w:id="28" w:name="__RefHeading___Toc2492_316774843"/>
+      <w:bookmarkStart w:id="28" w:name="__RefHeading___Toc2492_3877049631"/>
       <w:bookmarkEnd w:id="28"/>
       <w:r>
         <w:rPr>
@@ -16074,7 +16074,7 @@
         <w:sz w:val="16"/>
         <w:szCs w:val="16"/>
       </w:rPr>
-      <w:t>CortexSkills 1.15.0 · Guide d’installation — éditeur — Linux et Windows</w:t>
+      <w:t>CortexSkills 1.15.1 · Guide d’installation — éditeur — Linux et Windows</w:t>
     </w:r>
   </w:p>
 </w:hdr>
